--- a/Progres-Fatimah/Jurnal Submit/submit/TB/nora/submit nora/Manuscript.docx
+++ b/Progres-Fatimah/Jurnal Submit/submit/TB/nora/submit nora/Manuscript.docx
@@ -879,6 +879,7 @@
     <w:p>
       <w:pPr>
         <w:spacing w:after="120" w:line="240" w:lineRule="auto"/>
+        <w:ind w:left="709" w:hanging="709"/>
       </w:pPr>
       <w:r>
         <w:lastRenderedPageBreak/>
@@ -888,6 +889,7 @@
     <w:p>
       <w:pPr>
         <w:spacing w:after="120" w:line="240" w:lineRule="auto"/>
+        <w:ind w:left="709" w:hanging="709"/>
       </w:pPr>
       <w:r>
         <w:t>Deganich, M., Boudreaux, C. &amp; Benmerzouga, I. (2023). Toxoplasmosis infection during pregnancy. Tropical Medicine and Infectious Disease 8: 3. https://doi.org/10.3390/tropicalmed8010003</w:t>
@@ -896,6 +898,7 @@
     <w:p>
       <w:pPr>
         <w:spacing w:after="120" w:line="240" w:lineRule="auto"/>
+        <w:ind w:left="709" w:hanging="709"/>
       </w:pPr>
       <w:r>
         <w:t xml:space="preserve">Franco, P.S., Scussel, A.C.M.O., Silva, R.J., Araujo, T.E., Gonzaga, H.T., Marcon, C.F., Brito-de-Sousa, J.P., Diniz, A.L.D., Paschoini, M.C., Barbosa, B.F. </w:t>
@@ -913,6 +916,7 @@
     <w:p>
       <w:pPr>
         <w:spacing w:after="120" w:line="240" w:lineRule="auto"/>
+        <w:ind w:left="709" w:hanging="709"/>
       </w:pPr>
       <w:r>
         <w:t>Jonduo, M.E., Vallely, L.M., Wand, H., Sweeney, E.L., Egli-Gany, D., Kaldor, J., Vallely, A.J. &amp; Low, N. (2022). Adverse pregnancy and birth outcomes associated with Mycoplasma hominis, Ureaplasma urealyticum and Ureaplasma parvum: a systematic review and meta-analysis. BMJ Open 12: e062990. https://doi.org/10.1136/bmjopen-2022-062990</w:t>
@@ -921,6 +925,7 @@
     <w:p>
       <w:pPr>
         <w:spacing w:after="120" w:line="240" w:lineRule="auto"/>
+        <w:ind w:left="709" w:hanging="709"/>
       </w:pPr>
       <w:r>
         <w:t xml:space="preserve">Karshima, S.N. &amp; Karshima, M.N. (2020). Human </w:t>
@@ -938,6 +943,7 @@
     <w:p>
       <w:pPr>
         <w:spacing w:after="120" w:line="240" w:lineRule="auto"/>
+        <w:ind w:left="709" w:hanging="709"/>
       </w:pPr>
       <w:r>
         <w:t>Khademi, S.Z., Ghaffarifar, F., Dalimi, A., Davoodian, P. &amp; Abdoli, A. (2019). Prevalence and risk factors of Toxoplasma gondii infection among pregnant women in Hormozgan Province, south of Iran. Iranian Journal of Parasitology 14: 167-173. https://doi.org/10.18502/ijpa.v14i1.732</w:t>
@@ -946,6 +952,7 @@
     <w:p>
       <w:pPr>
         <w:spacing w:after="120" w:line="240" w:lineRule="auto"/>
+        <w:ind w:left="709" w:hanging="709"/>
       </w:pPr>
       <w:r>
         <w:t xml:space="preserve">Li, X.L., Wei, H.X., Zhang, H., Peng, H.J. &amp; Lindsay, D.S. (2014). A meta analysis on risks of adverse pregnancy outcomes in </w:t>
@@ -963,6 +970,7 @@
     <w:p>
       <w:pPr>
         <w:spacing w:after="120" w:line="240" w:lineRule="auto"/>
+        <w:ind w:left="709" w:hanging="709"/>
       </w:pPr>
       <w:r>
         <w:t xml:space="preserve">Lozano, T.S.P., Benitez, A., Santos, J.C., Navarro, I.T., Nagata, W.B., Pinto, M.S., Gomes, J.F., Debortoli, G.Z.T., Santos-Doni, T.R. &amp; Bresciani, K.D.S. (2024). Seroprevalence of </w:t>
@@ -980,6 +988,7 @@
     <w:p>
       <w:pPr>
         <w:spacing w:after="120" w:line="240" w:lineRule="auto"/>
+        <w:ind w:left="709" w:hanging="709"/>
       </w:pPr>
       <w:r>
         <w:t xml:space="preserve">Markovic-Denic, L., Stopic, M., Bobic, B., Nikolic, V., Djilas, I., Srzentic, S.J. &amp; Stajner, T. (2023). Factors associated with </w:t>
@@ -997,6 +1006,7 @@
     <w:p>
       <w:pPr>
         <w:spacing w:after="120" w:line="240" w:lineRule="auto"/>
+        <w:ind w:left="709" w:hanging="709"/>
       </w:pPr>
       <w:r>
         <w:t>Matlahova, Y.S., Gorokhova, V.R., Penkina, E.R., Zhmurko, L.A., Savva, D.A., Kokareva, N.S., Smetanina, A.O., Petrovich, D.V., Elbakieva, D.B. &amp; Hudarova, A.S. (2026). Perinatal outcomes in primary toxoplasmosis during pregnancy: treatment efficacy and analysis of neonatal complications. Journal of Biochemical Technology 17: 57-67. https://doi.org/10.51847/QpIiVNNnaQ</w:t>
@@ -1005,6 +1015,7 @@
     <w:p>
       <w:pPr>
         <w:spacing w:after="120" w:line="240" w:lineRule="auto"/>
+        <w:ind w:left="709" w:hanging="709"/>
       </w:pPr>
       <w:r>
         <w:t>Montoya, J.G. &amp; Liesenfeld, O. (2004). Toxoplasmosis. The Lancet 363: 1965-1976. https://doi.org/10.1016/S0140-6736(04)16412-X</w:t>
@@ -1013,17 +1024,22 @@
     <w:p>
       <w:pPr>
         <w:spacing w:after="120" w:line="240" w:lineRule="auto"/>
-      </w:pPr>
-      <w:r>
-        <w:t>Montoya, J.G., Laessig, K., Fazeli, M.S., Siliman, G., Yoon, S.S., Drake-Shanahan, E., Zhu, C., Akbary, A. &amp; McLeod, R. (2021). A fresh look at the role of spiramycin in preventing a neglected disease: meta-analyses of observational studies. European Journal of Medical Research 26: 143. https://doi.org/10.1186/s40001-021-00606-7</w:t>
+        <w:ind w:left="709" w:hanging="709"/>
+      </w:pPr>
+      <w:r>
+        <w:t xml:space="preserve">Montoya, J.G., Laessig, K., Fazeli, M.S., Siliman, G., Yoon, S.S., Drake-Shanahan, E., Zhu, C., Akbary, A. &amp; McLeod, R. (2021). A fresh look at the role of spiramycin in </w:t>
+      </w:r>
+      <w:r>
+        <w:lastRenderedPageBreak/>
+        <w:t>preventing a neglected disease: meta-analyses of observational studies. European Journal of Medical Research 26: 143. https://doi.org/10.1186/s40001-021-00606-7</w:t>
       </w:r>
     </w:p>
     <w:p>
       <w:pPr>
         <w:spacing w:after="120" w:line="240" w:lineRule="auto"/>
-      </w:pPr>
-      <w:r>
-        <w:lastRenderedPageBreak/>
+        <w:ind w:left="709" w:hanging="709"/>
+      </w:pPr>
+      <w:r>
         <w:t xml:space="preserve">Mulu Gelaw, Y., Worku Dagnew, G., Degu Alene, G., Gangneux, J.P. &amp; Robert-Gangneux, F. (2024). </w:t>
       </w:r>
       <w:r>
@@ -1039,6 +1055,7 @@
     <w:p>
       <w:pPr>
         <w:spacing w:after="120" w:line="240" w:lineRule="auto"/>
+        <w:ind w:left="709" w:hanging="709"/>
       </w:pPr>
       <w:r>
         <w:t>Nayeri, T., Moosazadeh, M., Asl, A.D., Ghaffarifar, F., Sarvi, S. &amp; Daryani, A. (2023). Toxoplasma infection and Rhesus blood group system: a systematic review and meta-analysis. PLoS ONE 18: e0287992. https://doi.org/10.1371/journal.pone.0287992</w:t>
@@ -1047,6 +1064,7 @@
     <w:p>
       <w:pPr>
         <w:spacing w:after="120" w:line="240" w:lineRule="auto"/>
+        <w:ind w:left="709" w:hanging="709"/>
       </w:pPr>
       <w:r>
         <w:t xml:space="preserve">Osman, M., Adan, A., Mahamed, A.A., Al-Mamun, M. &amp; Alam, M. (2026). Seroprevalence of </w:t>
@@ -1064,6 +1082,7 @@
     <w:p>
       <w:pPr>
         <w:spacing w:after="120" w:line="240" w:lineRule="auto"/>
+        <w:ind w:left="709" w:hanging="709"/>
       </w:pPr>
       <w:r>
         <w:t>Perdana, T.M., Dwiputro, A.H., Kusuma, S., Simanjuntak, A.M.T. &amp; Wijayanto, F.P.S. (2025). Seroprevalence of anti-Toxoplasma IgG among the human population in Indonesia: a systematic review and meta-analysis. BMC Public Health 25: 194. https://doi.org/10.1186/s12889-025-21317-2</w:t>
@@ -1072,6 +1091,7 @@
     <w:p>
       <w:pPr>
         <w:spacing w:after="120" w:line="240" w:lineRule="auto"/>
+        <w:ind w:left="709" w:hanging="709"/>
       </w:pPr>
       <w:r>
         <w:t xml:space="preserve">Rabaan, A.A., Uzairue, L.I., Alfaraj, A.H., Halwani, M.A., Muzaheed, Alawfi, A., Alshengeti, A., Al Kaabi, N.A., Alawad, E., Alhajri, M. </w:t>
@@ -1098,6 +1118,7 @@
     <w:p>
       <w:pPr>
         <w:spacing w:after="120" w:line="240" w:lineRule="auto"/>
+        <w:ind w:left="709" w:hanging="709"/>
       </w:pPr>
       <w:r>
         <w:t xml:space="preserve">Rostami, A., Riahi, S.M., Contopoulos-Ioannidis, D.G., Gamble, H.R., Fakhri, Y., Shiadeh, M.N., Foroutan, M., Behniafar, H., Taghipour, A., Maldonado, Y.A. </w:t>
@@ -1115,6 +1136,7 @@
     <w:p>
       <w:pPr>
         <w:spacing w:after="120" w:line="240" w:lineRule="auto"/>
+        <w:ind w:left="709" w:hanging="709"/>
       </w:pPr>
       <w:r>
         <w:t xml:space="preserve">Salari, N., Rahimi, A., Zarei, H., Abdolmaleki, A., Rasoulpoor, S., Shohaimi, S. &amp; Mohammadi, M. (2025). Global seroprevalence of </w:t>
@@ -1132,6 +1154,7 @@
     <w:p>
       <w:pPr>
         <w:spacing w:after="120" w:line="240" w:lineRule="auto"/>
+        <w:ind w:left="709" w:hanging="709"/>
       </w:pPr>
       <w:r>
         <w:t xml:space="preserve">Sandoval-Carrillo, A.A., Vertiz-Hernandez, A.A., Salas-Pacheco, J.M., Gonzalez-Lugo, O.E., Antuna-Salcido, E.I., Salas-Pacheco, S.M., Sanchez-Anguiano, L.F., Mendez-Hernandez, E.M., Hernandez-Tinoco, J., Castellanos-Juarez, F.X. </w:t>
@@ -1158,6 +1181,7 @@
     <w:p>
       <w:pPr>
         <w:spacing w:after="120" w:line="240" w:lineRule="auto"/>
+        <w:ind w:left="709" w:hanging="709"/>
       </w:pPr>
       <w:r>
         <w:t xml:space="preserve">Singh, B., Debrah, L.B., Acheampong, G. &amp; Debrah, A.Y. (2021). Seroprevalence and risk factors of </w:t>
@@ -1175,6 +1199,7 @@
     <w:p>
       <w:pPr>
         <w:spacing w:after="120" w:line="240" w:lineRule="auto"/>
+        <w:ind w:left="709" w:hanging="709"/>
       </w:pPr>
       <w:r>
         <w:t>Suhaila, R., Abdul Ghafar, S. &amp; Wahida, A. (2025). Prevalence and outcomes of maternal toxoplasmosis on pregnancy. Nangarhar University International Journal of Biosciences 4: 1-6. https://doi.org/10.70436/nuijb.v4i01.386</w:t>
@@ -1183,6 +1208,7 @@
     <w:p>
       <w:pPr>
         <w:spacing w:after="120" w:line="240" w:lineRule="auto"/>
+        <w:ind w:left="709" w:hanging="709"/>
       </w:pPr>
       <w:r>
         <w:t xml:space="preserve">Tarekegn, Z.S., Dejene, H., Addisu, A. &amp; Dagnachew, S. (2020). Potential risk factors associated with seropositivity for </w:t>
@@ -1194,15 +1220,19 @@
         <w:t>Toxoplasma gondii</w:t>
       </w:r>
       <w:r>
-        <w:t xml:space="preserve"> among pregnant women and HIV infected individuals in Ethiopia: a systematic review and meta-analysis. PLoS Neglected Tropical Diseases 14: e0008944. https://doi.org/10.1371/journal.pntd.0008944</w:t>
+        <w:t xml:space="preserve"> among pregnant women and HIV </w:t>
+      </w:r>
+      <w:r>
+        <w:lastRenderedPageBreak/>
+        <w:t>infected individuals in Ethiopia: a systematic review and meta-analysis. PLoS Neglected Tropical Diseases 14: e0008944. https://doi.org/10.1371/journal.pntd.0008944</w:t>
       </w:r>
     </w:p>
     <w:p>
       <w:pPr>
         <w:spacing w:after="120" w:line="240" w:lineRule="auto"/>
-      </w:pPr>
-      <w:r>
-        <w:lastRenderedPageBreak/>
+        <w:ind w:left="709" w:hanging="709"/>
+      </w:pPr>
+      <w:r>
         <w:t xml:space="preserve">Wang, Z.D., Liu, H.H., Ma, Z.X., Ma, H.Y., Li, Z.Y., Yang, Z.B., Zhu, X.Q., Xu, B., Wei, F. &amp; Liu, Q. (2017). </w:t>
       </w:r>
       <w:r>
@@ -1218,6 +1248,7 @@
     <w:p>
       <w:pPr>
         <w:spacing w:after="120" w:line="240" w:lineRule="auto"/>
+        <w:ind w:left="709" w:hanging="709"/>
       </w:pPr>
       <w:r>
         <w:t xml:space="preserve">Zeinali, S., Khademvatan, S., Jafari, R., Vazifekhah, S., Yousefi, E. &amp; Behroozi-Lak, T. (2023). Prevalence and risk factors of </w:t>
